--- a/3_paciales/2_parcial/parcial_2_8.docx
+++ b/3_paciales/2_parcial/parcial_2_8.docx
@@ -4,7 +4,13 @@
   <w:body>
     <w:p>
       <w:r>
-        <w:t xml:space="preserve">Parcial 2. 16 de abril de 2026. </w:t>
+        <w:t xml:space="preserve">Parcial 2. </w:t>
+      </w:r>
+      <w:r>
+        <w:t>Abril 24</w:t>
+      </w:r>
+      <w:r>
+        <w:t xml:space="preserve"> de abril de 2026. </w:t>
       </w:r>
     </w:p>
     <w:p>
@@ -16,11 +22,10 @@
     <w:p/>
     <w:p>
       <w:r>
-        <w:pict w14:anchorId="45F21380">
-          <v:rect id="_x0000_i1073" style="width:0;height:1.5pt" o:hralign="center" o:hrstd="t" o:hrnoshade="t" o:hr="t" fillcolor="gray" stroked="f"/>
-        </w:pict>
-      </w:r>
-    </w:p>
+        <w:t xml:space="preserve">Por favor, incluya en su código, el planteamiento del problema respectivo. </w:t>
+      </w:r>
+    </w:p>
+    <w:p/>
     <w:p>
       <w:r>
         <w:rPr>
@@ -63,7 +68,7 @@
     <w:p>
       <w:r>
         <w:pict w14:anchorId="72E2EE70">
-          <v:rect id="_x0000_i1074" style="width:0;height:1.5pt" o:hralign="center" o:hrstd="t" o:hrnoshade="t" o:hr="t" fillcolor="gray" stroked="f"/>
+          <v:rect id="_x0000_i1026" style="width:0;height:1.5pt" o:hralign="center" o:hrstd="t" o:hrnoshade="t" o:hr="t" fillcolor="gray" stroked="f"/>
         </w:pict>
       </w:r>
     </w:p>
@@ -118,7 +123,7 @@
     <w:p>
       <w:r>
         <w:pict w14:anchorId="06E22FD5">
-          <v:rect id="_x0000_i1075" style="width:0;height:1.5pt" o:hralign="center" o:hrstd="t" o:hrnoshade="t" o:hr="t" fillcolor="gray" stroked="f"/>
+          <v:rect id="_x0000_i1027" style="width:0;height:1.5pt" o:hralign="center" o:hrstd="t" o:hrnoshade="t" o:hr="t" fillcolor="gray" stroked="f"/>
         </w:pict>
       </w:r>
     </w:p>
@@ -218,7 +223,7 @@
     <w:p>
       <w:r>
         <w:pict w14:anchorId="2E51BCA5">
-          <v:rect id="_x0000_i1076" style="width:0;height:1.5pt" o:hralign="center" o:hrstd="t" o:hrnoshade="t" o:hr="t" fillcolor="gray" stroked="f"/>
+          <v:rect id="_x0000_i1028" style="width:0;height:1.5pt" o:hralign="center" o:hrstd="t" o:hrnoshade="t" o:hr="t" fillcolor="gray" stroked="f"/>
         </w:pict>
       </w:r>
     </w:p>
@@ -450,7 +455,6 @@
           <w:b/>
           <w:bCs/>
         </w:rPr>
-        <w:lastRenderedPageBreak/>
         <w:t>2. Cálculo: Centro de Masa en una Dimensión (Loops)</w:t>
       </w:r>
     </w:p>
@@ -529,7 +533,7 @@
     <w:p>
       <w:r>
         <w:pict w14:anchorId="10BEDD9C">
-          <v:rect id="_x0000_i1077" style="width:0;height:1.5pt" o:hralign="center" o:hrstd="t" o:hrnoshade="t" o:hr="t" fillcolor="gray" stroked="f"/>
+          <v:rect id="_x0000_i1029" style="width:0;height:1.5pt" o:hralign="center" o:hrstd="t" o:hrnoshade="t" o:hr="t" fillcolor="gray" stroked="f"/>
         </w:pict>
       </w:r>
     </w:p>
@@ -673,7 +677,6 @@
           <w:b/>
           <w:bCs/>
         </w:rPr>
-        <w:lastRenderedPageBreak/>
         <w:t>3. Álgebra Lineal: Transformación de Escala (Loops y Listas)</w:t>
       </w:r>
     </w:p>
@@ -759,7 +762,7 @@
     <w:p>
       <w:r>
         <w:pict w14:anchorId="05487115">
-          <v:rect id="_x0000_i1078" style="width:0;height:1.5pt" o:hralign="center" o:hrstd="t" o:hrnoshade="t" o:hr="t" fillcolor="gray" stroked="f"/>
+          <v:rect id="_x0000_i1030" style="width:0;height:1.5pt" o:hralign="center" o:hrstd="t" o:hrnoshade="t" o:hr="t" fillcolor="gray" stroked="f"/>
         </w:pict>
       </w:r>
     </w:p>
@@ -919,7 +922,6 @@
           <w:b/>
           <w:bCs/>
         </w:rPr>
-        <w:lastRenderedPageBreak/>
         <w:t>4. Ciencia de Datos: Rango Intercuartílico Simplificado (Funciones)</w:t>
       </w:r>
     </w:p>
@@ -995,7 +997,7 @@
     <w:p>
       <w:r>
         <w:pict w14:anchorId="4726EA13">
-          <v:rect id="_x0000_i1079" style="width:0;height:1.5pt" o:hralign="center" o:hrstd="t" o:hrnoshade="t" o:hr="t" fillcolor="gray" stroked="f"/>
+          <v:rect id="_x0000_i1031" style="width:0;height:1.5pt" o:hralign="center" o:hrstd="t" o:hrnoshade="t" o:hr="t" fillcolor="gray" stroked="f"/>
         </w:pict>
       </w:r>
     </w:p>
@@ -1147,7 +1149,6 @@
           <w:b/>
           <w:bCs/>
         </w:rPr>
-        <w:lastRenderedPageBreak/>
         <w:t>5. Cálculo: Evaluación de Pendientes (Funciones y Lógica)</w:t>
       </w:r>
     </w:p>
@@ -1296,7 +1297,7 @@
     <w:p>
       <w:r>
         <w:pict w14:anchorId="3AEEC4A0">
-          <v:rect id="_x0000_i1080" style="width:0;height:1.5pt" o:hralign="center" o:hrstd="t" o:hrnoshade="t" o:hr="t" fillcolor="gray" stroked="f"/>
+          <v:rect id="_x0000_i1032" style="width:0;height:1.5pt" o:hralign="center" o:hrstd="t" o:hrnoshade="t" o:hr="t" fillcolor="gray" stroked="f"/>
         </w:pict>
       </w:r>
     </w:p>
@@ -2655,6 +2656,7 @@
   <w:style w:type="character" w:default="1" w:styleId="Fuentedeprrafopredeter">
     <w:name w:val="Default Paragraph Font"/>
     <w:uiPriority w:val="1"/>
+    <w:semiHidden/>
     <w:unhideWhenUsed/>
   </w:style>
   <w:style w:type="table" w:default="1" w:styleId="Tablanormal">
